--- a/static/contract_templates/50_50 template med placeholders.docx
+++ b/static/contract_templates/50_50 template med placeholders.docx
@@ -4233,7 +4233,7 @@
           <w:sz w:val="20"/>
         </w:rPr>
         <w:tab/>
-        <w:t>{% if marketing_option_enabled %}Company shall be allowed to offset a recoupable cost of USD {{marketing_recoupment_amount_numeric}} ({{marketing_recoupment_amount_words}} American Dollars), with an option of USD {{marketing_option_amount_numeric}} ({{marketing_option_amount_words}} American Dollars) if Company decides to do that more, all from royalties due to Artist for each Recording released under this agreement to compensate Company for marketing expenses incurred by Company. For the avoidance of doubt, this shall not apply to remixes or alternate versions.{% else %}Company shall be allowed to offset a recoupable cost of USD {{marketing_recoupment_amount_numeric}} ({{marketing_recoupment_amount_words}} American Dollars) all from royalties due to Artist for each Recording released under this agreement to compensate Company for marketing expenses incurred by Company. For the avoidance of doubt, this shall not apply to remixes or alternate versions.{% endif %}</w:t>
+        <w:t>{% if marketing_option_enabled %}Company shall be allowed to offset a recoupable cost of {{marketing_recoupment_currency}} {{marketing_recoupment_amount_formatted}} ({{marketing_recoupment_amount_words}}), with an option of {{marketing_option_currency}} {{marketing_option_amount_formatted}} ({{marketing_option_amount_words}}) if Company decides to do that more, all from royalties due to Artist for each Recording released under this agreement to compensate Company for marketing expenses incurred by Company. For the avoidance of doubt, this shall not apply to remixes or alternate versions.{% else %}Company shall be allowed to offset a recoupable cost of {{marketing_recoupment_currency}} {{marketing_recoupment_amount_formatted}} ({{marketing_recoupment_amount_words}}) all from royalties due to Artist for each Recording released under this agreement to compensate Company for marketing expenses incurred by Company. For the avoidance of doubt, this shall not apply to remixes or alternate versions.{% endif %}</w:t>
       </w:r>
     </w:p>
     <w:p>

--- a/static/contract_templates/50_50 template med placeholders.docx
+++ b/static/contract_templates/50_50 template med placeholders.docx
@@ -4233,7 +4233,7 @@
           <w:sz w:val="20"/>
         </w:rPr>
         <w:tab/>
-        <w:t>{% if marketing_option_enabled %}Company shall be allowed to offset a recoupable cost of {{marketing_recoupment_currency}} {{marketing_recoupment_amount_formatted}} ({{marketing_recoupment_amount_words}}), with an option of {{marketing_option_currency}} {{marketing_option_amount_formatted}} ({{marketing_option_amount_words}}) if Company decides to do that more, all from royalties due to Artist for each Recording released under this agreement to compensate Company for marketing expenses incurred by Company. For the avoidance of doubt, this shall not apply to remixes or alternate versions.{% else %}Company shall be allowed to offset a recoupable cost of {{marketing_recoupment_currency}} {{marketing_recoupment_amount_formatted}} ({{marketing_recoupment_amount_words}}) all from royalties due to Artist for each Recording released under this agreement to compensate Company for marketing expenses incurred by Company. For the avoidance of doubt, this shall not apply to remixes or alternate versions.{% endif %}</w:t>
+        <w:t>{% if marketing_option_enabled %}Company shall be allowed to offset a recoupable cost of {{marketing_recoupment_currency}} {{marketing_recoupment_amount_formatted}} ({{marketing_recoupment_amount_words}} {{marketing_recoupment_currency_name}}), with an option of {{marketing_option_currency}} {{marketing_option_amount_formatted}} ({{marketing_option_amount_words}} {{marketing_option_currency_name}}) if Company decides to do that more, all from royalties due to Artist for each Recording released under this agreement to compensate Company for marketing expenses incurred by Company. For the avoidance of doubt, this shall not apply to remixes or alternate versions.{% else %}Company shall be allowed to offset a recoupable cost of {{marketing_recoupment_currency}} {{marketing_recoupment_amount_formatted}} ({{marketing_recoupment_amount_words}} {{marketing_recoupment_currency_name}}) all from royalties due to Artist for each Recording released under this agreement to compensate Company for marketing expenses incurred by Company. For the avoidance of doubt, this shall not apply to remixes or alternate versions.{% endif %}</w:t>
       </w:r>
     </w:p>
     <w:p>

--- a/static/contract_templates/50_50 template med placeholders.docx
+++ b/static/contract_templates/50_50 template med placeholders.docx
@@ -1592,30 +1592,30 @@
           <w:sz w:val="20"/>
         </w:rPr>
         <w:tab/>
-        <w:t>Company shall pay Artist a non-returnable, but fully recoupable, advance of USD {{advance_amount_numeric}} ({{advance_amount_words}} American Dollars) upon signature and Company's receipt of valid invoice and all assets including all audio files, artwork and existing UPC/ISRC codes (if any).{% endif %}</w:t>
-      </w:r>
-    </w:p>
-    <w:p>
-      <w:pPr>
-        <w:widowControl w:val="0"/>
-        <w:autoSpaceDE w:val="0"/>
-        <w:autoSpaceDN w:val="0"/>
-        <w:adjustRightInd w:val="0"/>
-        <w:jc w:val="both"/>
-        <w:rPr>
-          <w:rFonts w:cs="Helvetica"/>
-          <w:sz w:val="20"/>
-          <w:szCs w:val="20"/>
-          <w:lang w:val="en-US"/>
-        </w:rPr>
-      </w:pPr>
-    </w:p>
-    <w:p>
-      <w:r>
-        <w:rPr>
-          <w:sz w:val="20"/>
-        </w:rPr>
-        <w:t>{% if milestone_enabled %}In the event that the recording reaches {{milestone_daily_streams}} daily streams for an uninterrupted period of {{milestone_period_days}} days, Artist shall be entitled to a non-returnable, but fully recoupable, {% if advance_enabled %}additional {% endif %}advance of USD {{milestone_advance_amount_numeric}} ({{milestone_advance_amount_words}} American Dollars) upon Company's receipt of valid invoice.{% endif %}</w:t>
+        <w:t>Company shall pay Artist a non-returnable, but fully recoupable, advance of {{advance_currency}} {{advance_amount_formatted}} ({{advance_amount_words}} {{advance_currency_name}}) upon signature and Company's receipt of valid invoice and all assets including all audio files, artwork and existing UPC/ISRC codes (if any).{% endif %}</w:t>
+      </w:r>
+    </w:p>
+    <w:p>
+      <w:pPr>
+        <w:widowControl w:val="0"/>
+        <w:autoSpaceDE w:val="0"/>
+        <w:autoSpaceDN w:val="0"/>
+        <w:adjustRightInd w:val="0"/>
+        <w:jc w:val="both"/>
+        <w:rPr>
+          <w:rFonts w:cs="Helvetica"/>
+          <w:sz w:val="20"/>
+          <w:szCs w:val="20"/>
+          <w:lang w:val="en-US"/>
+        </w:rPr>
+      </w:pPr>
+    </w:p>
+    <w:p>
+      <w:r>
+        <w:rPr>
+          <w:sz w:val="20"/>
+        </w:rPr>
+        <w:t>{% if milestone_enabled %}In the event that the recording reaches {{milestone_daily_streams}} daily streams for an uninterrupted period of {{milestone_period_days}} days, Artist shall be entitled to a non-returnable, but fully recoupable, {% if advance_enabled %}additional {% endif %}advance of {{milestone_currency}} {{milestone_advance_amount_formatted}} ({{milestone_advance_amount_words}} {{advance_currency_name}}) upon Company's receipt of valid invoice.{% endif %}</w:t>
       </w:r>
     </w:p>
     <w:p/>
